--- a/00-首页/题组Word/第一轮·综合套卷/_总索引.docx
+++ b/00-首页/题组Word/第一轮·综合套卷/_总索引.docx
@@ -262,22 +262,22 @@
               <w:rPr>
                 <w:rFonts w:ascii="Times New Roman" w:hAnsi="Times New Roman" w:eastAsia="Times New Roman" w:cs="Times New Roman"/>
               </w:rPr>
-              <w:t xml:space="preserve">30</w:t>
-            </w:r>
-          </w:p>
-        </w:tc>
-        <w:tc>
-          <w:tcPr/>
-          <w:p>
-            <w:pPr>
-              <w:pStyle w:val="Compact"/>
-              <w:jc w:val="center"/>
-            </w:pPr>
-            <w:r>
-              <w:rPr>
-                <w:rFonts w:ascii="Times New Roman" w:hAnsi="Times New Roman" w:eastAsia="Times New Roman" w:cs="Times New Roman"/>
-              </w:rPr>
-              <w:t xml:space="preserve">6/16/8</w:t>
+              <w:t xml:space="preserve">27</w:t>
+            </w:r>
+          </w:p>
+        </w:tc>
+        <w:tc>
+          <w:tcPr/>
+          <w:p>
+            <w:pPr>
+              <w:pStyle w:val="Compact"/>
+              <w:jc w:val="center"/>
+            </w:pPr>
+            <w:r>
+              <w:rPr>
+                <w:rFonts w:ascii="Times New Roman" w:hAnsi="Times New Roman" w:eastAsia="Times New Roman" w:cs="Times New Roman"/>
+              </w:rPr>
+              <w:t xml:space="preserve">6/17/4</w:t>
             </w:r>
           </w:p>
         </w:tc>
@@ -307,22 +307,22 @@
               <w:rPr>
                 <w:rFonts w:ascii="Times New Roman" w:hAnsi="Times New Roman" w:eastAsia="Times New Roman" w:cs="Times New Roman"/>
               </w:rPr>
-              <w:t xml:space="preserve">22</w:t>
-            </w:r>
-          </w:p>
-        </w:tc>
-        <w:tc>
-          <w:tcPr/>
-          <w:p>
-            <w:pPr>
-              <w:pStyle w:val="Compact"/>
-              <w:jc w:val="center"/>
-            </w:pPr>
-            <w:r>
-              <w:rPr>
-                <w:rFonts w:ascii="Times New Roman" w:hAnsi="Times New Roman" w:eastAsia="Times New Roman" w:cs="Times New Roman"/>
-              </w:rPr>
-              <w:t xml:space="preserve">2</w:t>
+              <w:t xml:space="preserve">21</w:t>
+            </w:r>
+          </w:p>
+        </w:tc>
+        <w:tc>
+          <w:tcPr/>
+          <w:p>
+            <w:pPr>
+              <w:pStyle w:val="Compact"/>
+              <w:jc w:val="center"/>
+            </w:pPr>
+            <w:r>
+              <w:rPr>
+                <w:rFonts w:ascii="Times New Roman" w:hAnsi="Times New Roman" w:eastAsia="Times New Roman" w:cs="Times New Roman"/>
+              </w:rPr>
+              <w:t xml:space="preserve">0</w:t>
             </w:r>
           </w:p>
         </w:tc>
@@ -447,22 +447,22 @@
               <w:rPr>
                 <w:rFonts w:ascii="Times New Roman" w:hAnsi="Times New Roman" w:eastAsia="Times New Roman" w:cs="Times New Roman"/>
               </w:rPr>
-              <w:t xml:space="preserve">30</w:t>
-            </w:r>
-          </w:p>
-        </w:tc>
-        <w:tc>
-          <w:tcPr/>
-          <w:p>
-            <w:pPr>
-              <w:pStyle w:val="Compact"/>
-              <w:jc w:val="center"/>
-            </w:pPr>
-            <w:r>
-              <w:rPr>
-                <w:rFonts w:ascii="Times New Roman" w:hAnsi="Times New Roman" w:eastAsia="Times New Roman" w:cs="Times New Roman"/>
-              </w:rPr>
-              <w:t xml:space="preserve">6/16/8</w:t>
+              <w:t xml:space="preserve">27</w:t>
+            </w:r>
+          </w:p>
+        </w:tc>
+        <w:tc>
+          <w:tcPr/>
+          <w:p>
+            <w:pPr>
+              <w:pStyle w:val="Compact"/>
+              <w:jc w:val="center"/>
+            </w:pPr>
+            <w:r>
+              <w:rPr>
+                <w:rFonts w:ascii="Times New Roman" w:hAnsi="Times New Roman" w:eastAsia="Times New Roman" w:cs="Times New Roman"/>
+              </w:rPr>
+              <w:t xml:space="preserve">6/16/5</w:t>
             </w:r>
           </w:p>
         </w:tc>
@@ -492,22 +492,22 @@
               <w:rPr>
                 <w:rFonts w:ascii="Times New Roman" w:hAnsi="Times New Roman" w:eastAsia="Times New Roman" w:cs="Times New Roman"/>
               </w:rPr>
-              <w:t xml:space="preserve">21</w:t>
-            </w:r>
-          </w:p>
-        </w:tc>
-        <w:tc>
-          <w:tcPr/>
-          <w:p>
-            <w:pPr>
-              <w:pStyle w:val="Compact"/>
-              <w:jc w:val="center"/>
-            </w:pPr>
-            <w:r>
-              <w:rPr>
-                <w:rFonts w:ascii="Times New Roman" w:hAnsi="Times New Roman" w:eastAsia="Times New Roman" w:cs="Times New Roman"/>
-              </w:rPr>
-              <w:t xml:space="preserve">3</w:t>
+              <w:t xml:space="preserve">20</w:t>
+            </w:r>
+          </w:p>
+        </w:tc>
+        <w:tc>
+          <w:tcPr/>
+          <w:p>
+            <w:pPr>
+              <w:pStyle w:val="Compact"/>
+              <w:jc w:val="center"/>
+            </w:pPr>
+            <w:r>
+              <w:rPr>
+                <w:rFonts w:ascii="Times New Roman" w:hAnsi="Times New Roman" w:eastAsia="Times New Roman" w:cs="Times New Roman"/>
+              </w:rPr>
+              <w:t xml:space="preserve">1</w:t>
             </w:r>
           </w:p>
         </w:tc>
@@ -632,22 +632,22 @@
               <w:rPr>
                 <w:rFonts w:ascii="Times New Roman" w:hAnsi="Times New Roman" w:eastAsia="Times New Roman" w:cs="Times New Roman"/>
               </w:rPr>
-              <w:t xml:space="preserve">30</w:t>
-            </w:r>
-          </w:p>
-        </w:tc>
-        <w:tc>
-          <w:tcPr/>
-          <w:p>
-            <w:pPr>
-              <w:pStyle w:val="Compact"/>
-              <w:jc w:val="center"/>
-            </w:pPr>
-            <w:r>
-              <w:rPr>
-                <w:rFonts w:ascii="Times New Roman" w:hAnsi="Times New Roman" w:eastAsia="Times New Roman" w:cs="Times New Roman"/>
-              </w:rPr>
-              <w:t xml:space="preserve">6/16/8</w:t>
+              <w:t xml:space="preserve">27</w:t>
+            </w:r>
+          </w:p>
+        </w:tc>
+        <w:tc>
+          <w:tcPr/>
+          <w:p>
+            <w:pPr>
+              <w:pStyle w:val="Compact"/>
+              <w:jc w:val="center"/>
+            </w:pPr>
+            <w:r>
+              <w:rPr>
+                <w:rFonts w:ascii="Times New Roman" w:hAnsi="Times New Roman" w:eastAsia="Times New Roman" w:cs="Times New Roman"/>
+              </w:rPr>
+              <w:t xml:space="preserve">6/17/4</w:t>
             </w:r>
           </w:p>
         </w:tc>
@@ -677,22 +677,7 @@
               <w:rPr>
                 <w:rFonts w:ascii="Times New Roman" w:hAnsi="Times New Roman" w:eastAsia="Times New Roman" w:cs="Times New Roman"/>
               </w:rPr>
-              <w:t xml:space="preserve">18</w:t>
-            </w:r>
-          </w:p>
-        </w:tc>
-        <w:tc>
-          <w:tcPr/>
-          <w:p>
-            <w:pPr>
-              <w:pStyle w:val="Compact"/>
-              <w:jc w:val="center"/>
-            </w:pPr>
-            <w:r>
-              <w:rPr>
-                <w:rFonts w:ascii="Times New Roman" w:hAnsi="Times New Roman" w:eastAsia="Times New Roman" w:cs="Times New Roman"/>
-              </w:rPr>
-              <w:t xml:space="preserve">4</w:t>
+              <w:t xml:space="preserve">16</w:t>
             </w:r>
           </w:p>
         </w:tc>
@@ -708,6 +693,21 @@
                 <w:rFonts w:ascii="Times New Roman" w:hAnsi="Times New Roman" w:eastAsia="Times New Roman" w:cs="Times New Roman"/>
               </w:rPr>
               <w:t xml:space="preserve">2</w:t>
+            </w:r>
+          </w:p>
+        </w:tc>
+        <w:tc>
+          <w:tcPr/>
+          <w:p>
+            <w:pPr>
+              <w:pStyle w:val="Compact"/>
+              <w:jc w:val="center"/>
+            </w:pPr>
+            <w:r>
+              <w:rPr>
+                <w:rFonts w:ascii="Times New Roman" w:hAnsi="Times New Roman" w:eastAsia="Times New Roman" w:cs="Times New Roman"/>
+              </w:rPr>
+              <w:t xml:space="preserve">3</w:t>
             </w:r>
           </w:p>
         </w:tc>
@@ -817,22 +817,22 @@
               <w:rPr>
                 <w:rFonts w:ascii="Times New Roman" w:hAnsi="Times New Roman" w:eastAsia="Times New Roman" w:cs="Times New Roman"/>
               </w:rPr>
-              <w:t xml:space="preserve">30</w:t>
-            </w:r>
-          </w:p>
-        </w:tc>
-        <w:tc>
-          <w:tcPr/>
-          <w:p>
-            <w:pPr>
-              <w:pStyle w:val="Compact"/>
-              <w:jc w:val="center"/>
-            </w:pPr>
-            <w:r>
-              <w:rPr>
-                <w:rFonts w:ascii="Times New Roman" w:hAnsi="Times New Roman" w:eastAsia="Times New Roman" w:cs="Times New Roman"/>
-              </w:rPr>
-              <w:t xml:space="preserve">6/16/8</w:t>
+              <w:t xml:space="preserve">26</w:t>
+            </w:r>
+          </w:p>
+        </w:tc>
+        <w:tc>
+          <w:tcPr/>
+          <w:p>
+            <w:pPr>
+              <w:pStyle w:val="Compact"/>
+              <w:jc w:val="center"/>
+            </w:pPr>
+            <w:r>
+              <w:rPr>
+                <w:rFonts w:ascii="Times New Roman" w:hAnsi="Times New Roman" w:eastAsia="Times New Roman" w:cs="Times New Roman"/>
+              </w:rPr>
+              <w:t xml:space="preserve">6/16/4</w:t>
             </w:r>
           </w:p>
         </w:tc>
@@ -862,22 +862,22 @@
               <w:rPr>
                 <w:rFonts w:ascii="Times New Roman" w:hAnsi="Times New Roman" w:eastAsia="Times New Roman" w:cs="Times New Roman"/>
               </w:rPr>
-              <w:t xml:space="preserve">15</w:t>
-            </w:r>
-          </w:p>
-        </w:tc>
-        <w:tc>
-          <w:tcPr/>
-          <w:p>
-            <w:pPr>
-              <w:pStyle w:val="Compact"/>
-              <w:jc w:val="center"/>
-            </w:pPr>
-            <w:r>
-              <w:rPr>
-                <w:rFonts w:ascii="Times New Roman" w:hAnsi="Times New Roman" w:eastAsia="Times New Roman" w:cs="Times New Roman"/>
-              </w:rPr>
-              <w:t xml:space="preserve">6</w:t>
+              <w:t xml:space="preserve">13</w:t>
+            </w:r>
+          </w:p>
+        </w:tc>
+        <w:tc>
+          <w:tcPr/>
+          <w:p>
+            <w:pPr>
+              <w:pStyle w:val="Compact"/>
+              <w:jc w:val="center"/>
+            </w:pPr>
+            <w:r>
+              <w:rPr>
+                <w:rFonts w:ascii="Times New Roman" w:hAnsi="Times New Roman" w:eastAsia="Times New Roman" w:cs="Times New Roman"/>
+              </w:rPr>
+              <w:t xml:space="preserve">4</w:t>
             </w:r>
           </w:p>
         </w:tc>
@@ -1002,22 +1002,22 @@
               <w:rPr>
                 <w:rFonts w:ascii="Times New Roman" w:hAnsi="Times New Roman" w:eastAsia="Times New Roman" w:cs="Times New Roman"/>
               </w:rPr>
-              <w:t xml:space="preserve">30</w:t>
-            </w:r>
-          </w:p>
-        </w:tc>
-        <w:tc>
-          <w:tcPr/>
-          <w:p>
-            <w:pPr>
-              <w:pStyle w:val="Compact"/>
-              <w:jc w:val="center"/>
-            </w:pPr>
-            <w:r>
-              <w:rPr>
-                <w:rFonts w:ascii="Times New Roman" w:hAnsi="Times New Roman" w:eastAsia="Times New Roman" w:cs="Times New Roman"/>
-              </w:rPr>
-              <w:t xml:space="preserve">6/16/8</w:t>
+              <w:t xml:space="preserve">26</w:t>
+            </w:r>
+          </w:p>
+        </w:tc>
+        <w:tc>
+          <w:tcPr/>
+          <w:p>
+            <w:pPr>
+              <w:pStyle w:val="Compact"/>
+              <w:jc w:val="center"/>
+            </w:pPr>
+            <w:r>
+              <w:rPr>
+                <w:rFonts w:ascii="Times New Roman" w:hAnsi="Times New Roman" w:eastAsia="Times New Roman" w:cs="Times New Roman"/>
+              </w:rPr>
+              <w:t xml:space="preserve">6/16/4</w:t>
             </w:r>
           </w:p>
         </w:tc>
@@ -1047,22 +1047,22 @@
               <w:rPr>
                 <w:rFonts w:ascii="Times New Roman" w:hAnsi="Times New Roman" w:eastAsia="Times New Roman" w:cs="Times New Roman"/>
               </w:rPr>
-              <w:t xml:space="preserve">15</w:t>
-            </w:r>
-          </w:p>
-        </w:tc>
-        <w:tc>
-          <w:tcPr/>
-          <w:p>
-            <w:pPr>
-              <w:pStyle w:val="Compact"/>
-              <w:jc w:val="center"/>
-            </w:pPr>
-            <w:r>
-              <w:rPr>
-                <w:rFonts w:ascii="Times New Roman" w:hAnsi="Times New Roman" w:eastAsia="Times New Roman" w:cs="Times New Roman"/>
-              </w:rPr>
-              <w:t xml:space="preserve">3</w:t>
+              <w:t xml:space="preserve">13</w:t>
+            </w:r>
+          </w:p>
+        </w:tc>
+        <w:tc>
+          <w:tcPr/>
+          <w:p>
+            <w:pPr>
+              <w:pStyle w:val="Compact"/>
+              <w:jc w:val="center"/>
+            </w:pPr>
+            <w:r>
+              <w:rPr>
+                <w:rFonts w:ascii="Times New Roman" w:hAnsi="Times New Roman" w:eastAsia="Times New Roman" w:cs="Times New Roman"/>
+              </w:rPr>
+              <w:t xml:space="preserve">1</w:t>
             </w:r>
           </w:p>
         </w:tc>
@@ -1187,22 +1187,22 @@
               <w:rPr>
                 <w:rFonts w:ascii="Times New Roman" w:hAnsi="Times New Roman" w:eastAsia="Times New Roman" w:cs="Times New Roman"/>
               </w:rPr>
-              <w:t xml:space="preserve">30</w:t>
-            </w:r>
-          </w:p>
-        </w:tc>
-        <w:tc>
-          <w:tcPr/>
-          <w:p>
-            <w:pPr>
-              <w:pStyle w:val="Compact"/>
-              <w:jc w:val="center"/>
-            </w:pPr>
-            <w:r>
-              <w:rPr>
-                <w:rFonts w:ascii="Times New Roman" w:hAnsi="Times New Roman" w:eastAsia="Times New Roman" w:cs="Times New Roman"/>
-              </w:rPr>
-              <w:t xml:space="preserve">6/16/8</w:t>
+              <w:t xml:space="preserve">26</w:t>
+            </w:r>
+          </w:p>
+        </w:tc>
+        <w:tc>
+          <w:tcPr/>
+          <w:p>
+            <w:pPr>
+              <w:pStyle w:val="Compact"/>
+              <w:jc w:val="center"/>
+            </w:pPr>
+            <w:r>
+              <w:rPr>
+                <w:rFonts w:ascii="Times New Roman" w:hAnsi="Times New Roman" w:eastAsia="Times New Roman" w:cs="Times New Roman"/>
+              </w:rPr>
+              <w:t xml:space="preserve">6/16/4</w:t>
             </w:r>
           </w:p>
         </w:tc>
@@ -1232,22 +1232,22 @@
               <w:rPr>
                 <w:rFonts w:ascii="Times New Roman" w:hAnsi="Times New Roman" w:eastAsia="Times New Roman" w:cs="Times New Roman"/>
               </w:rPr>
-              <w:t xml:space="preserve">14</w:t>
-            </w:r>
-          </w:p>
-        </w:tc>
-        <w:tc>
-          <w:tcPr/>
-          <w:p>
-            <w:pPr>
-              <w:pStyle w:val="Compact"/>
-              <w:jc w:val="center"/>
-            </w:pPr>
-            <w:r>
-              <w:rPr>
-                <w:rFonts w:ascii="Times New Roman" w:hAnsi="Times New Roman" w:eastAsia="Times New Roman" w:cs="Times New Roman"/>
-              </w:rPr>
-              <w:t xml:space="preserve">4</w:t>
+              <w:t xml:space="preserve">13</w:t>
+            </w:r>
+          </w:p>
+        </w:tc>
+        <w:tc>
+          <w:tcPr/>
+          <w:p>
+            <w:pPr>
+              <w:pStyle w:val="Compact"/>
+              <w:jc w:val="center"/>
+            </w:pPr>
+            <w:r>
+              <w:rPr>
+                <w:rFonts w:ascii="Times New Roman" w:hAnsi="Times New Roman" w:eastAsia="Times New Roman" w:cs="Times New Roman"/>
+              </w:rPr>
+              <w:t xml:space="preserve">1</w:t>
             </w:r>
           </w:p>
         </w:tc>
@@ -1372,22 +1372,22 @@
               <w:rPr>
                 <w:rFonts w:ascii="Times New Roman" w:hAnsi="Times New Roman" w:eastAsia="Times New Roman" w:cs="Times New Roman"/>
               </w:rPr>
-              <w:t xml:space="preserve">30</w:t>
-            </w:r>
-          </w:p>
-        </w:tc>
-        <w:tc>
-          <w:tcPr/>
-          <w:p>
-            <w:pPr>
-              <w:pStyle w:val="Compact"/>
-              <w:jc w:val="center"/>
-            </w:pPr>
-            <w:r>
-              <w:rPr>
-                <w:rFonts w:ascii="Times New Roman" w:hAnsi="Times New Roman" w:eastAsia="Times New Roman" w:cs="Times New Roman"/>
-              </w:rPr>
-              <w:t xml:space="preserve">6/16/8</w:t>
+              <w:t xml:space="preserve">26</w:t>
+            </w:r>
+          </w:p>
+        </w:tc>
+        <w:tc>
+          <w:tcPr/>
+          <w:p>
+            <w:pPr>
+              <w:pStyle w:val="Compact"/>
+              <w:jc w:val="center"/>
+            </w:pPr>
+            <w:r>
+              <w:rPr>
+                <w:rFonts w:ascii="Times New Roman" w:hAnsi="Times New Roman" w:eastAsia="Times New Roman" w:cs="Times New Roman"/>
+              </w:rPr>
+              <w:t xml:space="preserve">6/16/4</w:t>
             </w:r>
           </w:p>
         </w:tc>
@@ -1417,37 +1417,37 @@
               <w:rPr>
                 <w:rFonts w:ascii="Times New Roman" w:hAnsi="Times New Roman" w:eastAsia="Times New Roman" w:cs="Times New Roman"/>
               </w:rPr>
-              <w:t xml:space="preserve">17</w:t>
-            </w:r>
-          </w:p>
-        </w:tc>
-        <w:tc>
-          <w:tcPr/>
-          <w:p>
-            <w:pPr>
-              <w:pStyle w:val="Compact"/>
-              <w:jc w:val="center"/>
-            </w:pPr>
-            <w:r>
-              <w:rPr>
-                <w:rFonts w:ascii="Times New Roman" w:hAnsi="Times New Roman" w:eastAsia="Times New Roman" w:cs="Times New Roman"/>
-              </w:rPr>
-              <w:t xml:space="preserve">2</w:t>
-            </w:r>
-          </w:p>
-        </w:tc>
-        <w:tc>
-          <w:tcPr/>
-          <w:p>
-            <w:pPr>
-              <w:pStyle w:val="Compact"/>
-              <w:jc w:val="center"/>
-            </w:pPr>
-            <w:r>
-              <w:rPr>
-                <w:rFonts w:ascii="Times New Roman" w:hAnsi="Times New Roman" w:eastAsia="Times New Roman" w:cs="Times New Roman"/>
-              </w:rPr>
-              <w:t xml:space="preserve">5</w:t>
+              <w:t xml:space="preserve">14</w:t>
+            </w:r>
+          </w:p>
+        </w:tc>
+        <w:tc>
+          <w:tcPr/>
+          <w:p>
+            <w:pPr>
+              <w:pStyle w:val="Compact"/>
+              <w:jc w:val="center"/>
+            </w:pPr>
+            <w:r>
+              <w:rPr>
+                <w:rFonts w:ascii="Times New Roman" w:hAnsi="Times New Roman" w:eastAsia="Times New Roman" w:cs="Times New Roman"/>
+              </w:rPr>
+              <w:t xml:space="preserve">0</w:t>
+            </w:r>
+          </w:p>
+        </w:tc>
+        <w:tc>
+          <w:tcPr/>
+          <w:p>
+            <w:pPr>
+              <w:pStyle w:val="Compact"/>
+              <w:jc w:val="center"/>
+            </w:pPr>
+            <w:r>
+              <w:rPr>
+                <w:rFonts w:ascii="Times New Roman" w:hAnsi="Times New Roman" w:eastAsia="Times New Roman" w:cs="Times New Roman"/>
+              </w:rPr>
+              <w:t xml:space="preserve">6</w:t>
             </w:r>
           </w:p>
         </w:tc>
@@ -1557,22 +1557,22 @@
               <w:rPr>
                 <w:rFonts w:ascii="Times New Roman" w:hAnsi="Times New Roman" w:eastAsia="Times New Roman" w:cs="Times New Roman"/>
               </w:rPr>
-              <w:t xml:space="preserve">30</w:t>
-            </w:r>
-          </w:p>
-        </w:tc>
-        <w:tc>
-          <w:tcPr/>
-          <w:p>
-            <w:pPr>
-              <w:pStyle w:val="Compact"/>
-              <w:jc w:val="center"/>
-            </w:pPr>
-            <w:r>
-              <w:rPr>
-                <w:rFonts w:ascii="Times New Roman" w:hAnsi="Times New Roman" w:eastAsia="Times New Roman" w:cs="Times New Roman"/>
-              </w:rPr>
-              <w:t xml:space="preserve">6/16/8</w:t>
+              <w:t xml:space="preserve">26</w:t>
+            </w:r>
+          </w:p>
+        </w:tc>
+        <w:tc>
+          <w:tcPr/>
+          <w:p>
+            <w:pPr>
+              <w:pStyle w:val="Compact"/>
+              <w:jc w:val="center"/>
+            </w:pPr>
+            <w:r>
+              <w:rPr>
+                <w:rFonts w:ascii="Times New Roman" w:hAnsi="Times New Roman" w:eastAsia="Times New Roman" w:cs="Times New Roman"/>
+              </w:rPr>
+              <w:t xml:space="preserve">6/16/4</w:t>
             </w:r>
           </w:p>
         </w:tc>
@@ -1602,37 +1602,37 @@
               <w:rPr>
                 <w:rFonts w:ascii="Times New Roman" w:hAnsi="Times New Roman" w:eastAsia="Times New Roman" w:cs="Times New Roman"/>
               </w:rPr>
-              <w:t xml:space="preserve">16</w:t>
-            </w:r>
-          </w:p>
-        </w:tc>
-        <w:tc>
-          <w:tcPr/>
-          <w:p>
-            <w:pPr>
-              <w:pStyle w:val="Compact"/>
-              <w:jc w:val="center"/>
-            </w:pPr>
-            <w:r>
-              <w:rPr>
-                <w:rFonts w:ascii="Times New Roman" w:hAnsi="Times New Roman" w:eastAsia="Times New Roman" w:cs="Times New Roman"/>
-              </w:rPr>
-              <w:t xml:space="preserve">2</w:t>
-            </w:r>
-          </w:p>
-        </w:tc>
-        <w:tc>
-          <w:tcPr/>
-          <w:p>
-            <w:pPr>
-              <w:pStyle w:val="Compact"/>
-              <w:jc w:val="center"/>
-            </w:pPr>
-            <w:r>
-              <w:rPr>
-                <w:rFonts w:ascii="Times New Roman" w:hAnsi="Times New Roman" w:eastAsia="Times New Roman" w:cs="Times New Roman"/>
-              </w:rPr>
-              <w:t xml:space="preserve">6</w:t>
+              <w:t xml:space="preserve">15</w:t>
+            </w:r>
+          </w:p>
+        </w:tc>
+        <w:tc>
+          <w:tcPr/>
+          <w:p>
+            <w:pPr>
+              <w:pStyle w:val="Compact"/>
+              <w:jc w:val="center"/>
+            </w:pPr>
+            <w:r>
+              <w:rPr>
+                <w:rFonts w:ascii="Times New Roman" w:hAnsi="Times New Roman" w:eastAsia="Times New Roman" w:cs="Times New Roman"/>
+              </w:rPr>
+              <w:t xml:space="preserve">0</w:t>
+            </w:r>
+          </w:p>
+        </w:tc>
+        <w:tc>
+          <w:tcPr/>
+          <w:p>
+            <w:pPr>
+              <w:pStyle w:val="Compact"/>
+              <w:jc w:val="center"/>
+            </w:pPr>
+            <w:r>
+              <w:rPr>
+                <w:rFonts w:ascii="Times New Roman" w:hAnsi="Times New Roman" w:eastAsia="Times New Roman" w:cs="Times New Roman"/>
+              </w:rPr>
+              <w:t xml:space="preserve">5</w:t>
             </w:r>
           </w:p>
         </w:tc>
@@ -1742,22 +1742,22 @@
               <w:rPr>
                 <w:rFonts w:ascii="Times New Roman" w:hAnsi="Times New Roman" w:eastAsia="Times New Roman" w:cs="Times New Roman"/>
               </w:rPr>
-              <w:t xml:space="preserve">30</w:t>
-            </w:r>
-          </w:p>
-        </w:tc>
-        <w:tc>
-          <w:tcPr/>
-          <w:p>
-            <w:pPr>
-              <w:pStyle w:val="Compact"/>
-              <w:jc w:val="center"/>
-            </w:pPr>
-            <w:r>
-              <w:rPr>
-                <w:rFonts w:ascii="Times New Roman" w:hAnsi="Times New Roman" w:eastAsia="Times New Roman" w:cs="Times New Roman"/>
-              </w:rPr>
-              <w:t xml:space="preserve">6/16/8</w:t>
+              <w:t xml:space="preserve">26</w:t>
+            </w:r>
+          </w:p>
+        </w:tc>
+        <w:tc>
+          <w:tcPr/>
+          <w:p>
+            <w:pPr>
+              <w:pStyle w:val="Compact"/>
+              <w:jc w:val="center"/>
+            </w:pPr>
+            <w:r>
+              <w:rPr>
+                <w:rFonts w:ascii="Times New Roman" w:hAnsi="Times New Roman" w:eastAsia="Times New Roman" w:cs="Times New Roman"/>
+              </w:rPr>
+              <w:t xml:space="preserve">6/16/4</w:t>
             </w:r>
           </w:p>
         </w:tc>
@@ -1802,22 +1802,22 @@
               <w:rPr>
                 <w:rFonts w:ascii="Times New Roman" w:hAnsi="Times New Roman" w:eastAsia="Times New Roman" w:cs="Times New Roman"/>
               </w:rPr>
-              <w:t xml:space="preserve">4</w:t>
-            </w:r>
-          </w:p>
-        </w:tc>
-        <w:tc>
-          <w:tcPr/>
-          <w:p>
-            <w:pPr>
-              <w:pStyle w:val="Compact"/>
-              <w:jc w:val="center"/>
-            </w:pPr>
-            <w:r>
-              <w:rPr>
-                <w:rFonts w:ascii="Times New Roman" w:hAnsi="Times New Roman" w:eastAsia="Times New Roman" w:cs="Times New Roman"/>
-              </w:rPr>
-              <w:t xml:space="preserve">6</w:t>
+              <w:t xml:space="preserve">1</w:t>
+            </w:r>
+          </w:p>
+        </w:tc>
+        <w:tc>
+          <w:tcPr/>
+          <w:p>
+            <w:pPr>
+              <w:pStyle w:val="Compact"/>
+              <w:jc w:val="center"/>
+            </w:pPr>
+            <w:r>
+              <w:rPr>
+                <w:rFonts w:ascii="Times New Roman" w:hAnsi="Times New Roman" w:eastAsia="Times New Roman" w:cs="Times New Roman"/>
+              </w:rPr>
+              <w:t xml:space="preserve">5</w:t>
             </w:r>
           </w:p>
         </w:tc>
@@ -1927,22 +1927,22 @@
               <w:rPr>
                 <w:rFonts w:ascii="Times New Roman" w:hAnsi="Times New Roman" w:eastAsia="Times New Roman" w:cs="Times New Roman"/>
               </w:rPr>
-              <w:t xml:space="preserve">30</w:t>
-            </w:r>
-          </w:p>
-        </w:tc>
-        <w:tc>
-          <w:tcPr/>
-          <w:p>
-            <w:pPr>
-              <w:pStyle w:val="Compact"/>
-              <w:jc w:val="center"/>
-            </w:pPr>
-            <w:r>
-              <w:rPr>
-                <w:rFonts w:ascii="Times New Roman" w:hAnsi="Times New Roman" w:eastAsia="Times New Roman" w:cs="Times New Roman"/>
-              </w:rPr>
-              <w:t xml:space="preserve">6/16/8</w:t>
+              <w:t xml:space="preserve">26</w:t>
+            </w:r>
+          </w:p>
+        </w:tc>
+        <w:tc>
+          <w:tcPr/>
+          <w:p>
+            <w:pPr>
+              <w:pStyle w:val="Compact"/>
+              <w:jc w:val="center"/>
+            </w:pPr>
+            <w:r>
+              <w:rPr>
+                <w:rFonts w:ascii="Times New Roman" w:hAnsi="Times New Roman" w:eastAsia="Times New Roman" w:cs="Times New Roman"/>
+              </w:rPr>
+              <w:t xml:space="preserve">6/16/4</w:t>
             </w:r>
           </w:p>
         </w:tc>
@@ -1987,22 +1987,22 @@
               <w:rPr>
                 <w:rFonts w:ascii="Times New Roman" w:hAnsi="Times New Roman" w:eastAsia="Times New Roman" w:cs="Times New Roman"/>
               </w:rPr>
+              <w:t xml:space="preserve">1</w:t>
+            </w:r>
+          </w:p>
+        </w:tc>
+        <w:tc>
+          <w:tcPr/>
+          <w:p>
+            <w:pPr>
+              <w:pStyle w:val="Compact"/>
+              <w:jc w:val="center"/>
+            </w:pPr>
+            <w:r>
+              <w:rPr>
+                <w:rFonts w:ascii="Times New Roman" w:hAnsi="Times New Roman" w:eastAsia="Times New Roman" w:cs="Times New Roman"/>
+              </w:rPr>
               <w:t xml:space="preserve">4</w:t>
-            </w:r>
-          </w:p>
-        </w:tc>
-        <w:tc>
-          <w:tcPr/>
-          <w:p>
-            <w:pPr>
-              <w:pStyle w:val="Compact"/>
-              <w:jc w:val="center"/>
-            </w:pPr>
-            <w:r>
-              <w:rPr>
-                <w:rFonts w:ascii="Times New Roman" w:hAnsi="Times New Roman" w:eastAsia="Times New Roman" w:cs="Times New Roman"/>
-              </w:rPr>
-              <w:t xml:space="preserve">5</w:t>
             </w:r>
           </w:p>
         </w:tc>
@@ -2112,22 +2112,22 @@
               <w:rPr>
                 <w:rFonts w:ascii="Times New Roman" w:hAnsi="Times New Roman" w:eastAsia="Times New Roman" w:cs="Times New Roman"/>
               </w:rPr>
-              <w:t xml:space="preserve">30</w:t>
-            </w:r>
-          </w:p>
-        </w:tc>
-        <w:tc>
-          <w:tcPr/>
-          <w:p>
-            <w:pPr>
-              <w:pStyle w:val="Compact"/>
-              <w:jc w:val="center"/>
-            </w:pPr>
-            <w:r>
-              <w:rPr>
-                <w:rFonts w:ascii="Times New Roman" w:hAnsi="Times New Roman" w:eastAsia="Times New Roman" w:cs="Times New Roman"/>
-              </w:rPr>
-              <w:t xml:space="preserve">6/16/8</w:t>
+              <w:t xml:space="preserve">26</w:t>
+            </w:r>
+          </w:p>
+        </w:tc>
+        <w:tc>
+          <w:tcPr/>
+          <w:p>
+            <w:pPr>
+              <w:pStyle w:val="Compact"/>
+              <w:jc w:val="center"/>
+            </w:pPr>
+            <w:r>
+              <w:rPr>
+                <w:rFonts w:ascii="Times New Roman" w:hAnsi="Times New Roman" w:eastAsia="Times New Roman" w:cs="Times New Roman"/>
+              </w:rPr>
+              <w:t xml:space="preserve">6/16/4</w:t>
             </w:r>
           </w:p>
         </w:tc>
@@ -2157,37 +2157,37 @@
               <w:rPr>
                 <w:rFonts w:ascii="Times New Roman" w:hAnsi="Times New Roman" w:eastAsia="Times New Roman" w:cs="Times New Roman"/>
               </w:rPr>
-              <w:t xml:space="preserve">14</w:t>
-            </w:r>
-          </w:p>
-        </w:tc>
-        <w:tc>
-          <w:tcPr/>
-          <w:p>
-            <w:pPr>
-              <w:pStyle w:val="Compact"/>
-              <w:jc w:val="center"/>
-            </w:pPr>
-            <w:r>
-              <w:rPr>
-                <w:rFonts w:ascii="Times New Roman" w:hAnsi="Times New Roman" w:eastAsia="Times New Roman" w:cs="Times New Roman"/>
-              </w:rPr>
-              <w:t xml:space="preserve">4</w:t>
-            </w:r>
-          </w:p>
-        </w:tc>
-        <w:tc>
-          <w:tcPr/>
-          <w:p>
-            <w:pPr>
-              <w:pStyle w:val="Compact"/>
-              <w:jc w:val="center"/>
-            </w:pPr>
-            <w:r>
-              <w:rPr>
-                <w:rFonts w:ascii="Times New Roman" w:hAnsi="Times New Roman" w:eastAsia="Times New Roman" w:cs="Times New Roman"/>
-              </w:rPr>
-              <w:t xml:space="preserve">6</w:t>
+              <w:t xml:space="preserve">15</w:t>
+            </w:r>
+          </w:p>
+        </w:tc>
+        <w:tc>
+          <w:tcPr/>
+          <w:p>
+            <w:pPr>
+              <w:pStyle w:val="Compact"/>
+              <w:jc w:val="center"/>
+            </w:pPr>
+            <w:r>
+              <w:rPr>
+                <w:rFonts w:ascii="Times New Roman" w:hAnsi="Times New Roman" w:eastAsia="Times New Roman" w:cs="Times New Roman"/>
+              </w:rPr>
+              <w:t xml:space="preserve">0</w:t>
+            </w:r>
+          </w:p>
+        </w:tc>
+        <w:tc>
+          <w:tcPr/>
+          <w:p>
+            <w:pPr>
+              <w:pStyle w:val="Compact"/>
+              <w:jc w:val="center"/>
+            </w:pPr>
+            <w:r>
+              <w:rPr>
+                <w:rFonts w:ascii="Times New Roman" w:hAnsi="Times New Roman" w:eastAsia="Times New Roman" w:cs="Times New Roman"/>
+              </w:rPr>
+              <w:t xml:space="preserve">5</w:t>
             </w:r>
           </w:p>
         </w:tc>
@@ -2297,22 +2297,22 @@
               <w:rPr>
                 <w:rFonts w:ascii="Times New Roman" w:hAnsi="Times New Roman" w:eastAsia="Times New Roman" w:cs="Times New Roman"/>
               </w:rPr>
-              <w:t xml:space="preserve">30</w:t>
-            </w:r>
-          </w:p>
-        </w:tc>
-        <w:tc>
-          <w:tcPr/>
-          <w:p>
-            <w:pPr>
-              <w:pStyle w:val="Compact"/>
-              <w:jc w:val="center"/>
-            </w:pPr>
-            <w:r>
-              <w:rPr>
-                <w:rFonts w:ascii="Times New Roman" w:hAnsi="Times New Roman" w:eastAsia="Times New Roman" w:cs="Times New Roman"/>
-              </w:rPr>
-              <w:t xml:space="preserve">6/16/8</w:t>
+              <w:t xml:space="preserve">26</w:t>
+            </w:r>
+          </w:p>
+        </w:tc>
+        <w:tc>
+          <w:tcPr/>
+          <w:p>
+            <w:pPr>
+              <w:pStyle w:val="Compact"/>
+              <w:jc w:val="center"/>
+            </w:pPr>
+            <w:r>
+              <w:rPr>
+                <w:rFonts w:ascii="Times New Roman" w:hAnsi="Times New Roman" w:eastAsia="Times New Roman" w:cs="Times New Roman"/>
+              </w:rPr>
+              <w:t xml:space="preserve">6/16/4</w:t>
             </w:r>
           </w:p>
         </w:tc>
@@ -2357,22 +2357,22 @@
               <w:rPr>
                 <w:rFonts w:ascii="Times New Roman" w:hAnsi="Times New Roman" w:eastAsia="Times New Roman" w:cs="Times New Roman"/>
               </w:rPr>
-              <w:t xml:space="preserve">4</w:t>
-            </w:r>
-          </w:p>
-        </w:tc>
-        <w:tc>
-          <w:tcPr/>
-          <w:p>
-            <w:pPr>
-              <w:pStyle w:val="Compact"/>
-              <w:jc w:val="center"/>
-            </w:pPr>
-            <w:r>
-              <w:rPr>
-                <w:rFonts w:ascii="Times New Roman" w:hAnsi="Times New Roman" w:eastAsia="Times New Roman" w:cs="Times New Roman"/>
-              </w:rPr>
-              <w:t xml:space="preserve">6</w:t>
+              <w:t xml:space="preserve">1</w:t>
+            </w:r>
+          </w:p>
+        </w:tc>
+        <w:tc>
+          <w:tcPr/>
+          <w:p>
+            <w:pPr>
+              <w:pStyle w:val="Compact"/>
+              <w:jc w:val="center"/>
+            </w:pPr>
+            <w:r>
+              <w:rPr>
+                <w:rFonts w:ascii="Times New Roman" w:hAnsi="Times New Roman" w:eastAsia="Times New Roman" w:cs="Times New Roman"/>
+              </w:rPr>
+              <w:t xml:space="preserve">5</w:t>
             </w:r>
           </w:p>
         </w:tc>
@@ -2497,7 +2497,7 @@
         <w:rPr>
           <w:rFonts w:ascii="Times New Roman" w:hAnsi="Times New Roman" w:eastAsia="Times New Roman" w:cs="Times New Roman"/>
         </w:rPr>
-        <w:t xml:space="preserve"> 192 </w:t>
+        <w:t xml:space="preserve"> 194 </w:t>
       </w:r>
       <w:r>
         <w:rPr>
@@ -2521,7 +2521,7 @@
         <w:rPr>
           <w:rFonts w:ascii="Times New Roman" w:hAnsi="Times New Roman" w:eastAsia="Times New Roman" w:cs="Times New Roman"/>
         </w:rPr>
-        <w:t xml:space="preserve"> 96 </w:t>
+        <w:t xml:space="preserve"> 49 </w:t>
       </w:r>
       <w:r>
         <w:rPr>
@@ -2533,7 +2533,7 @@
         <w:rPr>
           <w:rFonts w:ascii="Times New Roman" w:hAnsi="Times New Roman" w:eastAsia="Times New Roman" w:cs="Times New Roman"/>
         </w:rPr>
-        <w:t xml:space="preserve"> 360 </w:t>
+        <w:t xml:space="preserve"> 315 </w:t>
       </w:r>
       <w:r>
         <w:rPr>

--- a/00-首页/题组Word/第一轮·综合套卷/_总索引.docx
+++ b/00-首页/题组Word/第一轮·综合套卷/_总索引.docx
@@ -632,22 +632,22 @@
               <w:rPr>
                 <w:rFonts w:ascii="Times New Roman" w:hAnsi="Times New Roman" w:eastAsia="Times New Roman" w:cs="Times New Roman"/>
               </w:rPr>
-              <w:t xml:space="preserve">27</w:t>
-            </w:r>
-          </w:p>
-        </w:tc>
-        <w:tc>
-          <w:tcPr/>
-          <w:p>
-            <w:pPr>
-              <w:pStyle w:val="Compact"/>
-              <w:jc w:val="center"/>
-            </w:pPr>
-            <w:r>
-              <w:rPr>
-                <w:rFonts w:ascii="Times New Roman" w:hAnsi="Times New Roman" w:eastAsia="Times New Roman" w:cs="Times New Roman"/>
-              </w:rPr>
-              <w:t xml:space="preserve">6/17/4</w:t>
+              <w:t xml:space="preserve">26</w:t>
+            </w:r>
+          </w:p>
+        </w:tc>
+        <w:tc>
+          <w:tcPr/>
+          <w:p>
+            <w:pPr>
+              <w:pStyle w:val="Compact"/>
+              <w:jc w:val="center"/>
+            </w:pPr>
+            <w:r>
+              <w:rPr>
+                <w:rFonts w:ascii="Times New Roman" w:hAnsi="Times New Roman" w:eastAsia="Times New Roman" w:cs="Times New Roman"/>
+              </w:rPr>
+              <w:t xml:space="preserve">6/16/4</w:t>
             </w:r>
           </w:p>
         </w:tc>
@@ -707,7 +707,7 @@
               <w:rPr>
                 <w:rFonts w:ascii="Times New Roman" w:hAnsi="Times New Roman" w:eastAsia="Times New Roman" w:cs="Times New Roman"/>
               </w:rPr>
-              <w:t xml:space="preserve">3</w:t>
+              <w:t xml:space="preserve">2</w:t>
             </w:r>
           </w:p>
         </w:tc>
@@ -2342,22 +2342,22 @@
               <w:rPr>
                 <w:rFonts w:ascii="Times New Roman" w:hAnsi="Times New Roman" w:eastAsia="Times New Roman" w:cs="Times New Roman"/>
               </w:rPr>
-              <w:t xml:space="preserve">14</w:t>
-            </w:r>
-          </w:p>
-        </w:tc>
-        <w:tc>
-          <w:tcPr/>
-          <w:p>
-            <w:pPr>
-              <w:pStyle w:val="Compact"/>
-              <w:jc w:val="center"/>
-            </w:pPr>
-            <w:r>
-              <w:rPr>
-                <w:rFonts w:ascii="Times New Roman" w:hAnsi="Times New Roman" w:eastAsia="Times New Roman" w:cs="Times New Roman"/>
-              </w:rPr>
-              <w:t xml:space="preserve">1</w:t>
+              <w:t xml:space="preserve">13</w:t>
+            </w:r>
+          </w:p>
+        </w:tc>
+        <w:tc>
+          <w:tcPr/>
+          <w:p>
+            <w:pPr>
+              <w:pStyle w:val="Compact"/>
+              <w:jc w:val="center"/>
+            </w:pPr>
+            <w:r>
+              <w:rPr>
+                <w:rFonts w:ascii="Times New Roman" w:hAnsi="Times New Roman" w:eastAsia="Times New Roman" w:cs="Times New Roman"/>
+              </w:rPr>
+              <w:t xml:space="preserve">2</w:t>
             </w:r>
           </w:p>
         </w:tc>
@@ -2497,7 +2497,7 @@
         <w:rPr>
           <w:rFonts w:ascii="Times New Roman" w:hAnsi="Times New Roman" w:eastAsia="Times New Roman" w:cs="Times New Roman"/>
         </w:rPr>
-        <w:t xml:space="preserve"> 194 </w:t>
+        <w:t xml:space="preserve"> 193 </w:t>
       </w:r>
       <w:r>
         <w:rPr>
@@ -2533,7 +2533,7 @@
         <w:rPr>
           <w:rFonts w:ascii="Times New Roman" w:hAnsi="Times New Roman" w:eastAsia="Times New Roman" w:cs="Times New Roman"/>
         </w:rPr>
-        <w:t xml:space="preserve"> 315 </w:t>
+        <w:t xml:space="preserve"> 314 </w:t>
       </w:r>
       <w:r>
         <w:rPr>

--- a/00-首页/题组Word/第一轮·综合套卷/_总索引.docx
+++ b/00-首页/题组Word/第一轮·综合套卷/_总索引.docx
@@ -33,6 +33,14 @@
         <w:tblStyle w:val="Table"/>
         <w:tblW w:type="pct" w:w="5000"/>
         <w:tblLayout w:type="fixed"/>
+        <w:tblBorders>
+          <w:top w:val="single" w:sz="12" w:space="0" w:color="000000"/>
+          <w:left w:val="none" w:sz="0" w:space="0" w:color="auto"/>
+          <w:bottom w:val="single" w:sz="12" w:space="0" w:color="000000"/>
+          <w:right w:val="none" w:sz="0" w:space="0" w:color="auto"/>
+          <w:insideH w:val="none" w:sz="0" w:space="0" w:color="auto"/>
+          <w:insideV w:val="none" w:sz="0" w:space="0" w:color="auto"/>
+        </w:tblBorders>
         <w:tblLook w:firstRow="1" w:lastRow="0" w:firstColumn="0" w:lastColumn="0" w:noHBand="0" w:noVBand="0" w:val="0020"/>
       </w:tblPr>
       <w:tblGrid>
@@ -51,7 +59,11 @@
           <w:tblHeader w:val="on"/>
         </w:trPr>
         <w:tc>
-          <w:tcPr/>
+          <w:tcPr>
+            <w:tcBorders>
+              <w:bottom w:val="single" w:sz="8" w:space="0" w:color="000000"/>
+            </w:tcBorders>
+          </w:tcPr>
           <w:p>
             <w:pPr>
               <w:pStyle w:val="Compact"/>
@@ -67,7 +79,11 @@
           </w:p>
         </w:tc>
         <w:tc>
-          <w:tcPr/>
+          <w:tcPr>
+            <w:tcBorders>
+              <w:bottom w:val="single" w:sz="8" w:space="0" w:color="000000"/>
+            </w:tcBorders>
+          </w:tcPr>
           <w:p>
             <w:pPr>
               <w:pStyle w:val="Compact"/>
@@ -83,7 +99,11 @@
           </w:p>
         </w:tc>
         <w:tc>
-          <w:tcPr/>
+          <w:tcPr>
+            <w:tcBorders>
+              <w:bottom w:val="single" w:sz="8" w:space="0" w:color="000000"/>
+            </w:tcBorders>
+          </w:tcPr>
           <w:p>
             <w:pPr>
               <w:pStyle w:val="Compact"/>
@@ -127,7 +147,11 @@
           </w:p>
         </w:tc>
         <w:tc>
-          <w:tcPr/>
+          <w:tcPr>
+            <w:tcBorders>
+              <w:bottom w:val="single" w:sz="8" w:space="0" w:color="000000"/>
+            </w:tcBorders>
+          </w:tcPr>
           <w:p>
             <w:pPr>
               <w:pStyle w:val="Compact"/>
@@ -143,7 +167,11 @@
           </w:p>
         </w:tc>
         <w:tc>
-          <w:tcPr/>
+          <w:tcPr>
+            <w:tcBorders>
+              <w:bottom w:val="single" w:sz="8" w:space="0" w:color="000000"/>
+            </w:tcBorders>
+          </w:tcPr>
           <w:p>
             <w:pPr>
               <w:pStyle w:val="Compact"/>
@@ -159,7 +187,11 @@
           </w:p>
         </w:tc>
         <w:tc>
-          <w:tcPr/>
+          <w:tcPr>
+            <w:tcBorders>
+              <w:bottom w:val="single" w:sz="8" w:space="0" w:color="000000"/>
+            </w:tcBorders>
+          </w:tcPr>
           <w:p>
             <w:pPr>
               <w:pStyle w:val="Compact"/>
@@ -175,7 +207,11 @@
           </w:p>
         </w:tc>
         <w:tc>
-          <w:tcPr/>
+          <w:tcPr>
+            <w:tcBorders>
+              <w:bottom w:val="single" w:sz="8" w:space="0" w:color="000000"/>
+            </w:tcBorders>
+          </w:tcPr>
           <w:p>
             <w:pPr>
               <w:pStyle w:val="Compact"/>
@@ -191,7 +227,11 @@
           </w:p>
         </w:tc>
         <w:tc>
-          <w:tcPr/>
+          <w:tcPr>
+            <w:tcBorders>
+              <w:bottom w:val="single" w:sz="8" w:space="0" w:color="000000"/>
+            </w:tcBorders>
+          </w:tcPr>
           <w:p>
             <w:pPr>
               <w:pStyle w:val="Compact"/>
@@ -207,7 +247,11 @@
           </w:p>
         </w:tc>
         <w:tc>
-          <w:tcPr/>
+          <w:tcPr>
+            <w:tcBorders>
+              <w:bottom w:val="single" w:sz="8" w:space="0" w:color="000000"/>
+            </w:tcBorders>
+          </w:tcPr>
           <w:p>
             <w:pPr>
               <w:pStyle w:val="Compact"/>
@@ -2862,7 +2906,7 @@
     <ns0:rPr>
       <ns0:rFonts ns0:ascii="Times New Roman" ns0:cs="Times New Roman" ns0:eastAsia="SimHei" ns0:hAnsi="Times New Roman"/>
       <ns0:b/>
-      <ns0:color ns0:val="17324D"/>
+      <ns0:color ns0:val="000000"/>
       <ns0:sz ns0:val="44"/>
       <ns0:szCs ns0:val="56"/>
     </ns0:rPr>
@@ -3004,7 +3048,7 @@
     <ns0:rPr>
       <ns0:rFonts ns0:ascii="Times New Roman" ns0:cs="Times New Roman" ns0:eastAsia="SimHei" ns0:hAnsi="Times New Roman"/>
       <ns0:b/>
-      <ns0:color ns0:val="17324D"/>
+      <ns0:color ns0:val="000000"/>
       <ns0:sz ns0:val="32"/>
       <ns0:szCs ns0:val="40"/>
     </ns0:rPr>
@@ -3028,7 +3072,7 @@
     <ns0:rPr>
       <ns0:rFonts ns0:ascii="Times New Roman" ns0:cs="Times New Roman" ns0:eastAsia="SimHei" ns0:hAnsi="Times New Roman"/>
       <ns0:b/>
-      <ns0:color ns0:val="17324D"/>
+      <ns0:color ns0:val="000000"/>
       <ns0:sz ns0:val="28"/>
       <ns0:szCs ns0:val="32"/>
     </ns0:rPr>
@@ -3052,7 +3096,7 @@
     <ns0:rPr>
       <ns0:rFonts ns0:ascii="Times New Roman" ns0:cs="Times New Roman" ns0:eastAsia="SimHei" ns0:hAnsi="Times New Roman"/>
       <ns0:b/>
-      <ns0:color ns0:val="17324D"/>
+      <ns0:color ns0:val="000000"/>
       <ns0:sz ns0:val="25"/>
       <ns0:szCs ns0:val="28"/>
     </ns0:rPr>

--- a/00-首页/题组Word/第一轮·综合套卷/_总索引.docx
+++ b/00-首页/题组Word/第一轮·综合套卷/_总索引.docx
@@ -33,14 +33,6 @@
         <w:tblStyle w:val="Table"/>
         <w:tblW w:type="pct" w:w="5000"/>
         <w:tblLayout w:type="fixed"/>
-        <w:tblBorders>
-          <w:top w:val="single" w:sz="12" w:space="0" w:color="000000"/>
-          <w:left w:val="none" w:sz="0" w:space="0" w:color="auto"/>
-          <w:bottom w:val="single" w:sz="12" w:space="0" w:color="000000"/>
-          <w:right w:val="none" w:sz="0" w:space="0" w:color="auto"/>
-          <w:insideH w:val="none" w:sz="0" w:space="0" w:color="auto"/>
-          <w:insideV w:val="none" w:sz="0" w:space="0" w:color="auto"/>
-        </w:tblBorders>
         <w:tblLook w:firstRow="1" w:lastRow="0" w:firstColumn="0" w:lastColumn="0" w:noHBand="0" w:noVBand="0" w:val="0020"/>
       </w:tblPr>
       <w:tblGrid>
@@ -59,11 +51,7 @@
           <w:tblHeader w:val="on"/>
         </w:trPr>
         <w:tc>
-          <w:tcPr>
-            <w:tcBorders>
-              <w:bottom w:val="single" w:sz="8" w:space="0" w:color="000000"/>
-            </w:tcBorders>
-          </w:tcPr>
+          <w:tcPr/>
           <w:p>
             <w:pPr>
               <w:pStyle w:val="Compact"/>
@@ -79,11 +67,7 @@
           </w:p>
         </w:tc>
         <w:tc>
-          <w:tcPr>
-            <w:tcBorders>
-              <w:bottom w:val="single" w:sz="8" w:space="0" w:color="000000"/>
-            </w:tcBorders>
-          </w:tcPr>
+          <w:tcPr/>
           <w:p>
             <w:pPr>
               <w:pStyle w:val="Compact"/>
@@ -99,11 +83,7 @@
           </w:p>
         </w:tc>
         <w:tc>
-          <w:tcPr>
-            <w:tcBorders>
-              <w:bottom w:val="single" w:sz="8" w:space="0" w:color="000000"/>
-            </w:tcBorders>
-          </w:tcPr>
+          <w:tcPr/>
           <w:p>
             <w:pPr>
               <w:pStyle w:val="Compact"/>
@@ -147,11 +127,7 @@
           </w:p>
         </w:tc>
         <w:tc>
-          <w:tcPr>
-            <w:tcBorders>
-              <w:bottom w:val="single" w:sz="8" w:space="0" w:color="000000"/>
-            </w:tcBorders>
-          </w:tcPr>
+          <w:tcPr/>
           <w:p>
             <w:pPr>
               <w:pStyle w:val="Compact"/>
@@ -167,11 +143,7 @@
           </w:p>
         </w:tc>
         <w:tc>
-          <w:tcPr>
-            <w:tcBorders>
-              <w:bottom w:val="single" w:sz="8" w:space="0" w:color="000000"/>
-            </w:tcBorders>
-          </w:tcPr>
+          <w:tcPr/>
           <w:p>
             <w:pPr>
               <w:pStyle w:val="Compact"/>
@@ -187,11 +159,7 @@
           </w:p>
         </w:tc>
         <w:tc>
-          <w:tcPr>
-            <w:tcBorders>
-              <w:bottom w:val="single" w:sz="8" w:space="0" w:color="000000"/>
-            </w:tcBorders>
-          </w:tcPr>
+          <w:tcPr/>
           <w:p>
             <w:pPr>
               <w:pStyle w:val="Compact"/>
@@ -207,11 +175,7 @@
           </w:p>
         </w:tc>
         <w:tc>
-          <w:tcPr>
-            <w:tcBorders>
-              <w:bottom w:val="single" w:sz="8" w:space="0" w:color="000000"/>
-            </w:tcBorders>
-          </w:tcPr>
+          <w:tcPr/>
           <w:p>
             <w:pPr>
               <w:pStyle w:val="Compact"/>
@@ -227,11 +191,7 @@
           </w:p>
         </w:tc>
         <w:tc>
-          <w:tcPr>
-            <w:tcBorders>
-              <w:bottom w:val="single" w:sz="8" w:space="0" w:color="000000"/>
-            </w:tcBorders>
-          </w:tcPr>
+          <w:tcPr/>
           <w:p>
             <w:pPr>
               <w:pStyle w:val="Compact"/>
@@ -247,11 +207,7 @@
           </w:p>
         </w:tc>
         <w:tc>
-          <w:tcPr>
-            <w:tcBorders>
-              <w:bottom w:val="single" w:sz="8" w:space="0" w:color="000000"/>
-            </w:tcBorders>
-          </w:tcPr>
+          <w:tcPr/>
           <w:p>
             <w:pPr>
               <w:pStyle w:val="Compact"/>
@@ -2595,13 +2551,25 @@
         <w:rPr>
           <w:rFonts w:hint="eastAsia" w:ascii="Times New Roman" w:hAnsi="Times New Roman" w:eastAsia="FangSong" w:cs="Times New Roman"/>
         </w:rPr>
+        <w:t>来源</w:t>
+      </w:r>
+      <w:r>
+        <w:rPr>
+          <w:rFonts w:hint="eastAsia" w:ascii="Times New Roman" w:hAnsi="Times New Roman" w:eastAsia="Times New Roman" w:cs="Times New Roman"/>
+        </w:rPr>
+        <w:t>：</w:t>
+      </w:r>
+      <w:r>
+        <w:rPr>
+          <w:rFonts w:hint="eastAsia" w:ascii="Times New Roman" w:hAnsi="Times New Roman" w:eastAsia="FangSong" w:cs="Times New Roman"/>
+        </w:rPr>
         <w:t>真题</w:t>
       </w:r>
       <w:r>
         <w:rPr>
           <w:rFonts w:ascii="Times New Roman" w:hAnsi="Times New Roman" w:eastAsia="Times New Roman" w:cs="Times New Roman"/>
         </w:rPr>
-        <w:t xml:space="preserve"> 0 </w:t>
+        <w:t xml:space="preserve"> 72 </w:t>
       </w:r>
       <w:r>
         <w:rPr>
@@ -2625,7 +2593,7 @@
         <w:rPr>
           <w:rFonts w:ascii="Times New Roman" w:hAnsi="Times New Roman" w:eastAsia="Times New Roman" w:cs="Times New Roman"/>
         </w:rPr>
-        <w:t xml:space="preserve"> 0 </w:t>
+        <w:t xml:space="preserve"> 182 </w:t>
       </w:r>
       <w:r>
         <w:rPr>
@@ -2649,7 +2617,7 @@
         <w:rPr>
           <w:rFonts w:ascii="Times New Roman" w:hAnsi="Times New Roman" w:eastAsia="Times New Roman" w:cs="Times New Roman"/>
         </w:rPr>
-        <w:t xml:space="preserve"> 0 </w:t>
+        <w:t xml:space="preserve"> 13 </w:t>
       </w:r>
       <w:r>
         <w:rPr>
@@ -2673,7 +2641,95 @@
         <w:rPr>
           <w:rFonts w:ascii="Times New Roman" w:hAnsi="Times New Roman" w:eastAsia="Times New Roman" w:cs="Times New Roman"/>
         </w:rPr>
-        <w:t xml:space="preserve"> 0。</w:t>
+        <w:t xml:space="preserve"> </w:t>
+      </w:r>
+      <w:r>
+        <w:rPr>
+          <w:rFonts w:hint="eastAsia" w:ascii="Times New Roman" w:hAnsi="Times New Roman" w:eastAsia="Times New Roman" w:cs="Times New Roman"/>
+        </w:rPr>
+        <w:t xml:space="preserve">47（2026-09-22</w:t>
+      </w:r>
+      <w:r>
+        <w:rPr>
+          <w:rFonts w:ascii="Times New Roman" w:hAnsi="Times New Roman" w:eastAsia="Times New Roman" w:cs="Times New Roman"/>
+        </w:rPr>
+        <w:t xml:space="preserve"> </w:t>
+      </w:r>
+      <w:r>
+        <w:rPr>
+          <w:rFonts w:hint="eastAsia" w:ascii="Times New Roman" w:hAnsi="Times New Roman" w:eastAsia="FangSong" w:cs="Times New Roman"/>
+        </w:rPr>
+        <w:t xml:space="preserve">按</w:t>
+      </w:r>
+      <w:r>
+        <w:rPr>
+          <w:rFonts w:ascii="Times New Roman" w:hAnsi="Times New Roman" w:eastAsia="Times New Roman" w:cs="Times New Roman"/>
+        </w:rPr>
+        <w:t xml:space="preserve"> </w:t>
+      </w:r>
+      <w:r>
+        <w:rPr>
+          <w:rStyle w:val="VerbatimChar"/>
+          <w:rFonts w:hint="eastAsia" w:ascii="Times New Roman" w:hAnsi="Times New Roman" w:eastAsia="Times New Roman" w:cs="Times New Roman"/>
+        </w:rPr>
+        <w:t>_</w:t>
+      </w:r>
+      <w:r>
+        <w:rPr>
+          <w:rStyle w:val="VerbatimChar"/>
+          <w:rFonts w:hint="eastAsia" w:ascii="Times New Roman" w:hAnsi="Times New Roman" w:eastAsia="FangSong" w:cs="Times New Roman"/>
+        </w:rPr>
+        <w:t>选题清单</w:t>
+      </w:r>
+      <w:r>
+        <w:rPr>
+          <w:rStyle w:val="VerbatimChar"/>
+          <w:rFonts w:hint="eastAsia" w:ascii="Times New Roman" w:hAnsi="Times New Roman" w:eastAsia="Times New Roman" w:cs="Times New Roman"/>
+        </w:rPr>
+        <w:t>.json</w:t>
+      </w:r>
+      <w:r>
+        <w:rPr>
+          <w:rFonts w:ascii="Times New Roman" w:hAnsi="Times New Roman" w:eastAsia="Times New Roman" w:cs="Times New Roman"/>
+        </w:rPr>
+        <w:t xml:space="preserve"> </w:t>
+      </w:r>
+      <w:r>
+        <w:rPr>
+          <w:rFonts w:hint="eastAsia" w:ascii="Times New Roman" w:hAnsi="Times New Roman" w:eastAsia="FangSong" w:cs="Times New Roman"/>
+        </w:rPr>
+        <w:t xml:space="preserve">逐题</w:t>
+      </w:r>
+      <w:r>
+        <w:rPr>
+          <w:rFonts w:ascii="Times New Roman" w:hAnsi="Times New Roman" w:eastAsia="Times New Roman" w:cs="Times New Roman"/>
+        </w:rPr>
+        <w:t xml:space="preserve"> </w:t>
+      </w:r>
+      <w:r>
+        <w:rPr>
+          <w:rStyle w:val="VerbatimChar"/>
+          <w:rFonts w:ascii="Times New Roman" w:hAnsi="Times New Roman" w:eastAsia="Times New Roman" w:cs="Times New Roman"/>
+        </w:rPr>
+        <w:t xml:space="preserve">source_category</w:t>
+      </w:r>
+      <w:r>
+        <w:rPr>
+          <w:rFonts w:ascii="Times New Roman" w:hAnsi="Times New Roman" w:eastAsia="Times New Roman" w:cs="Times New Roman"/>
+        </w:rPr>
+        <w:t xml:space="preserve"> </w:t>
+      </w:r>
+      <w:r>
+        <w:rPr>
+          <w:rFonts w:hint="eastAsia" w:ascii="Times New Roman" w:hAnsi="Times New Roman" w:eastAsia="FangSong" w:cs="Times New Roman"/>
+        </w:rPr>
+        <w:t>复算验证</w:t>
+      </w:r>
+      <w:r>
+        <w:rPr>
+          <w:rFonts w:hint="eastAsia" w:ascii="Times New Roman" w:hAnsi="Times New Roman" w:eastAsia="Times New Roman" w:cs="Times New Roman"/>
+        </w:rPr>
+        <w:t>）。</w:t>
       </w:r>
     </w:p>
     <w:bookmarkEnd w:id="9"/>
@@ -2906,7 +2962,7 @@
     <ns0:rPr>
       <ns0:rFonts ns0:ascii="Times New Roman" ns0:cs="Times New Roman" ns0:eastAsia="SimHei" ns0:hAnsi="Times New Roman"/>
       <ns0:b/>
-      <ns0:color ns0:val="000000"/>
+      <ns0:color ns0:val="17324D"/>
       <ns0:sz ns0:val="44"/>
       <ns0:szCs ns0:val="56"/>
     </ns0:rPr>
@@ -3048,7 +3104,7 @@
     <ns0:rPr>
       <ns0:rFonts ns0:ascii="Times New Roman" ns0:cs="Times New Roman" ns0:eastAsia="SimHei" ns0:hAnsi="Times New Roman"/>
       <ns0:b/>
-      <ns0:color ns0:val="000000"/>
+      <ns0:color ns0:val="17324D"/>
       <ns0:sz ns0:val="32"/>
       <ns0:szCs ns0:val="40"/>
     </ns0:rPr>
@@ -3072,7 +3128,7 @@
     <ns0:rPr>
       <ns0:rFonts ns0:ascii="Times New Roman" ns0:cs="Times New Roman" ns0:eastAsia="SimHei" ns0:hAnsi="Times New Roman"/>
       <ns0:b/>
-      <ns0:color ns0:val="000000"/>
+      <ns0:color ns0:val="17324D"/>
       <ns0:sz ns0:val="28"/>
       <ns0:szCs ns0:val="32"/>
     </ns0:rPr>
@@ -3096,7 +3152,7 @@
     <ns0:rPr>
       <ns0:rFonts ns0:ascii="Times New Roman" ns0:cs="Times New Roman" ns0:eastAsia="SimHei" ns0:hAnsi="Times New Roman"/>
       <ns0:b/>
-      <ns0:color ns0:val="000000"/>
+      <ns0:color ns0:val="17324D"/>
       <ns0:sz ns0:val="25"/>
       <ns0:szCs ns0:val="28"/>
     </ns0:rPr>
